--- a/templates/remand_request.docx
+++ b/templates/remand_request.docx
@@ -5,6 +5,7 @@
     <w:p>
       <w:r>
         <w:rPr>
+          <w:rFonts w:cs="Noto Sans Gujarati"/>
           <w:b w:val="0"/>
         </w:rPr>
         <w:t>To,</w:t>
@@ -13,6 +14,7 @@
     <w:p>
       <w:r>
         <w:rPr>
+          <w:rFonts w:cs="Noto Sans Gujarati"/>
           <w:b w:val="0"/>
         </w:rPr>
         <w:t>The Hon'ble Court of the Learned Judicial Magistrate,</w:t>
@@ -21,6 +23,7 @@
     <w:p>
       <w:r>
         <w:rPr>
+          <w:rFonts w:cs="Noto Sans Gujarati"/>
           <w:b w:val="0"/>
         </w:rPr>
         <w:t>{{ district }}.</w:t>
@@ -33,6 +36,7 @@
       </w:pPr>
       <w:r>
         <w:rPr>
+          <w:rFonts w:cs="Noto Sans Gujarati"/>
           <w:b/>
           <w:sz w:val="28"/>
         </w:rPr>
@@ -42,6 +46,7 @@
     <w:p>
       <w:r>
         <w:rPr>
+          <w:rFonts w:cs="Noto Sans Gujarati"/>
           <w:b w:val="0"/>
         </w:rPr>
         <w:t>(Under Section 187 of the Bharatiya Nagarik Suraksha Sanhita, 2023)</w:t>
@@ -51,6 +56,7 @@
     <w:p>
       <w:r>
         <w:rPr>
+          <w:rFonts w:cs="Noto Sans Gujarati"/>
           <w:b w:val="0"/>
         </w:rPr>
         <w:t>Police Station: {{ police_station }}    District: {{ district }}</w:t>
@@ -59,6 +65,7 @@
     <w:p>
       <w:r>
         <w:rPr>
+          <w:rFonts w:cs="Noto Sans Gujarati"/>
           <w:b w:val="0"/>
         </w:rPr>
         <w:t>Case / FIR No.: {{ case_number }}  (FIR No. {{ fir_number }} dated {{ fir_date }})</w:t>
@@ -68,6 +75,7 @@
     <w:p>
       <w:r>
         <w:rPr>
+          <w:rFonts w:cs="Noto Sans Gujarati"/>
           <w:b/>
         </w:rPr>
         <w:t>Respectfully showeth:</w:t>
@@ -76,6 +84,7 @@
     <w:p>
       <w:r>
         <w:rPr>
+          <w:rFonts w:cs="Noto Sans Gujarati"/>
           <w:b w:val="0"/>
         </w:rPr>
         <w:t>1. That the accused {{ accused_name }}, son of {{ accused_father }}, age {{ accused_age }}, residing at {{ accused_address }}, has been arrested in connection with the above case.</w:t>
@@ -84,6 +93,7 @@
     <w:p>
       <w:r>
         <w:rPr>
+          <w:rFonts w:cs="Noto Sans Gujarati"/>
           <w:b w:val="0"/>
         </w:rPr>
         <w:t>2. That the following sections of law have been applied in this case:</w:t>
@@ -108,6 +118,7 @@
           <w:p>
             <w:r>
               <w:rPr>
+                <w:rFonts w:cs="Noto Sans Gujarati"/>
                 <w:b/>
               </w:rPr>
               <w:t>Act</w:t>
@@ -121,6 +132,7 @@
           <w:p>
             <w:r>
               <w:rPr>
+                <w:rFonts w:cs="Noto Sans Gujarati"/>
                 <w:b/>
               </w:rPr>
               <w:t>Section</w:t>
@@ -134,6 +146,7 @@
           <w:p>
             <w:r>
               <w:rPr>
+                <w:rFonts w:cs="Noto Sans Gujarati"/>
                 <w:b/>
               </w:rPr>
               <w:t>Title</w:t>
@@ -148,6 +161,9 @@
           </w:tcPr>
           <w:p>
             <w:r>
+              <w:rPr>
+                <w:rFonts w:cs="Noto Sans Gujarati"/>
+              </w:rPr>
               <w:t>{%tr for s in sections_applied %}</w:t>
             </w:r>
           </w:p>
@@ -172,6 +188,9 @@
           </w:tcPr>
           <w:p>
             <w:r>
+              <w:rPr>
+                <w:rFonts w:cs="Noto Sans Gujarati"/>
+              </w:rPr>
               <w:t>{{ s.act }}</w:t>
             </w:r>
           </w:p>
@@ -182,6 +201,9 @@
           </w:tcPr>
           <w:p>
             <w:r>
+              <w:rPr>
+                <w:rFonts w:cs="Noto Sans Gujarati"/>
+              </w:rPr>
               <w:t>{{ s.section_code }}</w:t>
             </w:r>
           </w:p>
@@ -192,6 +214,9 @@
           </w:tcPr>
           <w:p>
             <w:r>
+              <w:rPr>
+                <w:rFonts w:cs="Noto Sans Gujarati"/>
+              </w:rPr>
               <w:t>{{ s.section_title }}</w:t>
             </w:r>
           </w:p>
@@ -204,6 +229,9 @@
           </w:tcPr>
           <w:p>
             <w:r>
+              <w:rPr>
+                <w:rFonts w:cs="Noto Sans Gujarati"/>
+              </w:rPr>
               <w:t>{%tr endfor %}</w:t>
             </w:r>
           </w:p>
@@ -225,6 +253,7 @@
     <w:p>
       <w:r>
         <w:rPr>
+          <w:rFonts w:cs="Noto Sans Gujarati"/>
           <w:b w:val="0"/>
         </w:rPr>
         <w:t>3. Investigation carried out so far:</w:t>
@@ -233,6 +262,7 @@
     <w:p>
       <w:r>
         <w:rPr>
+          <w:rFonts w:ascii="Noto Sans Gujarati" w:hAnsi="Noto Sans Gujarati" w:cs="Noto Sans Gujarati" w:eastAsia="Noto Sans Gujarati"/>
           <w:b w:val="0"/>
         </w:rPr>
         <w:t>{{ investigation_done }}</w:t>
@@ -241,6 +271,7 @@
     <w:p>
       <w:r>
         <w:rPr>
+          <w:rFonts w:cs="Noto Sans Gujarati"/>
           <w:b w:val="0"/>
         </w:rPr>
         <w:t>4. Investigation still pending:</w:t>
@@ -249,6 +280,7 @@
     <w:p>
       <w:r>
         <w:rPr>
+          <w:rFonts w:ascii="Noto Sans Gujarati" w:hAnsi="Noto Sans Gujarati" w:cs="Noto Sans Gujarati" w:eastAsia="Noto Sans Gujarati"/>
           <w:b w:val="0"/>
         </w:rPr>
         <w:t>{{ pending_investigation }}</w:t>
@@ -257,6 +289,7 @@
     <w:p>
       <w:r>
         <w:rPr>
+          <w:rFonts w:cs="Noto Sans Gujarati"/>
           <w:b w:val="0"/>
         </w:rPr>
         <w:t>5. Grounds for seeking police custody:</w:t>
@@ -265,6 +298,7 @@
     <w:p>
       <w:r>
         <w:rPr>
+          <w:rFonts w:ascii="Noto Sans Gujarati" w:hAnsi="Noto Sans Gujarati" w:cs="Noto Sans Gujarati" w:eastAsia="Noto Sans Gujarati"/>
           <w:b w:val="0"/>
         </w:rPr>
         <w:t>{{ grounds_for_custody }}</w:t>
@@ -274,6 +308,7 @@
     <w:p>
       <w:r>
         <w:rPr>
+          <w:rFonts w:cs="Noto Sans Gujarati"/>
           <w:b w:val="0"/>
         </w:rPr>
         <w:t>It is therefore prayed that the accused be remanded to police custody to enable completion of the investigation.</w:t>
@@ -296,6 +331,9 @@
           </w:tcPr>
           <w:p>
             <w:r>
+              <w:rPr>
+                <w:rFonts w:cs="Noto Sans Gujarati"/>
+              </w:rPr>
               <w:t>Place: {{ police_station }}</w:t>
             </w:r>
           </w:p>
@@ -309,6 +347,9 @@
               <w:jc w:val="right"/>
             </w:pPr>
             <w:r>
+              <w:rPr>
+                <w:rFonts w:cs="Noto Sans Gujarati"/>
+              </w:rPr>
               <w:t>{{ io_name }}</w:t>
               <w:br/>
               <w:t>Investigating Officer</w:t>
@@ -320,6 +361,7 @@
     <w:p>
       <w:r>
         <w:rPr>
+          <w:rFonts w:cs="Noto Sans Gujarati"/>
           <w:b w:val="0"/>
         </w:rPr>
         <w:t>NOTE: Draft generated by CrimeGPT — to be verified and signed by the officer.</w:t>
@@ -543,7 +585,7 @@
   <w:docDefaults>
     <w:rPrDefault>
       <w:rPr>
-        <w:rFonts w:asciiTheme="minorHAnsi" w:eastAsiaTheme="minorEastAsia" w:hAnsiTheme="minorHAnsi" w:cstheme="minorBidi"/>
+        <w:rFonts w:asciiTheme="minorHAnsi" w:eastAsiaTheme="minorEastAsia" w:hAnsiTheme="minorHAnsi" w:cs="Noto Sans Gujarati"/>
         <w:sz w:val="22"/>
         <w:szCs w:val="22"/>
         <w:lang w:val="en-US" w:eastAsia="en-US" w:bidi="ar-SA"/>

--- a/templates/remand_request.docx
+++ b/templates/remand_request.docx
@@ -5,19 +5,19 @@
     <w:p>
       <w:r>
         <w:rPr>
-          <w:rFonts w:cs="Noto Sans Gujarati"/>
+          <w:rFonts w:ascii="Noto Sans Gujarati" w:hAnsi="Noto Sans Gujarati" w:cs="Noto Sans Gujarati" w:eastAsia="Noto Sans Gujarati"/>
           <w:b w:val="0"/>
         </w:rPr>
-        <w:t>To,</w:t>
+        <w:t>{{ L.to }}</w:t>
       </w:r>
     </w:p>
     <w:p>
       <w:r>
         <w:rPr>
-          <w:rFonts w:cs="Noto Sans Gujarati"/>
+          <w:rFonts w:ascii="Noto Sans Gujarati" w:hAnsi="Noto Sans Gujarati" w:cs="Noto Sans Gujarati" w:eastAsia="Noto Sans Gujarati"/>
           <w:b w:val="0"/>
         </w:rPr>
-        <w:t>The Hon'ble Court of the Learned Judicial Magistrate,</w:t>
+        <w:t>{{ L.remand_court_line2 }}</w:t>
       </w:r>
     </w:p>
     <w:p>
@@ -36,67 +36,67 @@
       </w:pPr>
       <w:r>
         <w:rPr>
-          <w:rFonts w:cs="Noto Sans Gujarati"/>
+          <w:rFonts w:ascii="Noto Sans Gujarati" w:hAnsi="Noto Sans Gujarati" w:cs="Noto Sans Gujarati" w:eastAsia="Noto Sans Gujarati"/>
           <w:b/>
           <w:sz w:val="28"/>
         </w:rPr>
-        <w:t>APPLICATION FOR POLICE CUSTODY REMAND</w:t>
+        <w:t>{{ L.heading_remand }}</w:t>
       </w:r>
     </w:p>
     <w:p>
       <w:r>
         <w:rPr>
-          <w:rFonts w:cs="Noto Sans Gujarati"/>
+          <w:rFonts w:ascii="Noto Sans Gujarati" w:hAnsi="Noto Sans Gujarati" w:cs="Noto Sans Gujarati" w:eastAsia="Noto Sans Gujarati"/>
           <w:b w:val="0"/>
         </w:rPr>
-        <w:t>(Under Section 187 of the Bharatiya Nagarik Suraksha Sanhita, 2023)</w:t>
+        <w:t>{{ L.remand_subtitle }}</w:t>
       </w:r>
     </w:p>
     <w:p/>
     <w:p>
       <w:r>
         <w:rPr>
-          <w:rFonts w:cs="Noto Sans Gujarati"/>
+          <w:rFonts w:ascii="Noto Sans Gujarati" w:hAnsi="Noto Sans Gujarati" w:cs="Noto Sans Gujarati" w:eastAsia="Noto Sans Gujarati"/>
           <w:b w:val="0"/>
         </w:rPr>
-        <w:t>Police Station: {{ police_station }}    District: {{ district }}</w:t>
+        <w:t>{{ L.police_station }}: {{ police_station }}    {{ L.district }}: {{ district }}</w:t>
       </w:r>
     </w:p>
     <w:p>
       <w:r>
         <w:rPr>
-          <w:rFonts w:cs="Noto Sans Gujarati"/>
+          <w:rFonts w:ascii="Noto Sans Gujarati" w:hAnsi="Noto Sans Gujarati" w:cs="Noto Sans Gujarati" w:eastAsia="Noto Sans Gujarati"/>
           <w:b w:val="0"/>
         </w:rPr>
-        <w:t>Case / FIR No.: {{ case_number }}  (FIR No. {{ fir_number }} dated {{ fir_date }})</w:t>
+        <w:t>{{ L.case_fir_no }}: {{ case_number }}  ({{ L.fir_no }} {{ fir_number }} {{ L.dated }} {{ fir_date }})</w:t>
       </w:r>
     </w:p>
     <w:p/>
     <w:p>
       <w:r>
         <w:rPr>
-          <w:rFonts w:cs="Noto Sans Gujarati"/>
+          <w:rFonts w:ascii="Noto Sans Gujarati" w:hAnsi="Noto Sans Gujarati" w:cs="Noto Sans Gujarati" w:eastAsia="Noto Sans Gujarati"/>
           <w:b/>
         </w:rPr>
-        <w:t>Respectfully showeth:</w:t>
+        <w:t>{{ L.respectfully }}</w:t>
       </w:r>
     </w:p>
     <w:p>
       <w:r>
         <w:rPr>
-          <w:rFonts w:cs="Noto Sans Gujarati"/>
+          <w:rFonts w:ascii="Noto Sans Gujarati" w:hAnsi="Noto Sans Gujarati" w:cs="Noto Sans Gujarati" w:eastAsia="Noto Sans Gujarati"/>
           <w:b w:val="0"/>
         </w:rPr>
-        <w:t>1. That the accused {{ accused_name }}, son of {{ accused_father }}, age {{ accused_age }}, residing at {{ accused_address }}, has been arrested in connection with the above case.</w:t>
+        <w:t>{{ remand_clause1 }}</w:t>
       </w:r>
     </w:p>
     <w:p>
       <w:r>
         <w:rPr>
-          <w:rFonts w:cs="Noto Sans Gujarati"/>
+          <w:rFonts w:ascii="Noto Sans Gujarati" w:hAnsi="Noto Sans Gujarati" w:cs="Noto Sans Gujarati" w:eastAsia="Noto Sans Gujarati"/>
           <w:b w:val="0"/>
         </w:rPr>
-        <w:t>2. That the following sections of law have been applied in this case:</w:t>
+        <w:t>{{ L.remand_c2 }}</w:t>
       </w:r>
     </w:p>
     <w:tbl>
@@ -118,10 +118,10 @@
           <w:p>
             <w:r>
               <w:rPr>
-                <w:rFonts w:cs="Noto Sans Gujarati"/>
+                <w:rFonts w:ascii="Noto Sans Gujarati" w:hAnsi="Noto Sans Gujarati" w:cs="Noto Sans Gujarati" w:eastAsia="Noto Sans Gujarati"/>
                 <w:b/>
               </w:rPr>
-              <w:t>Act</w:t>
+              <w:t>{{ L.col_act }}</w:t>
             </w:r>
           </w:p>
         </w:tc>
@@ -132,10 +132,10 @@
           <w:p>
             <w:r>
               <w:rPr>
-                <w:rFonts w:cs="Noto Sans Gujarati"/>
+                <w:rFonts w:ascii="Noto Sans Gujarati" w:hAnsi="Noto Sans Gujarati" w:cs="Noto Sans Gujarati" w:eastAsia="Noto Sans Gujarati"/>
                 <w:b/>
               </w:rPr>
-              <w:t>Section</w:t>
+              <w:t>{{ L.col_section }}</w:t>
             </w:r>
           </w:p>
         </w:tc>
@@ -146,10 +146,10 @@
           <w:p>
             <w:r>
               <w:rPr>
-                <w:rFonts w:cs="Noto Sans Gujarati"/>
+                <w:rFonts w:ascii="Noto Sans Gujarati" w:hAnsi="Noto Sans Gujarati" w:cs="Noto Sans Gujarati" w:eastAsia="Noto Sans Gujarati"/>
                 <w:b/>
               </w:rPr>
-              <w:t>Title</w:t>
+              <w:t>{{ L.col_title }}</w:t>
             </w:r>
           </w:p>
         </w:tc>
@@ -253,10 +253,10 @@
     <w:p>
       <w:r>
         <w:rPr>
-          <w:rFonts w:cs="Noto Sans Gujarati"/>
+          <w:rFonts w:ascii="Noto Sans Gujarati" w:hAnsi="Noto Sans Gujarati" w:cs="Noto Sans Gujarati" w:eastAsia="Noto Sans Gujarati"/>
           <w:b w:val="0"/>
         </w:rPr>
-        <w:t>3. Investigation carried out so far:</w:t>
+        <w:t>{{ L.remand_c3 }}</w:t>
       </w:r>
     </w:p>
     <w:p>
@@ -271,10 +271,10 @@
     <w:p>
       <w:r>
         <w:rPr>
-          <w:rFonts w:cs="Noto Sans Gujarati"/>
+          <w:rFonts w:ascii="Noto Sans Gujarati" w:hAnsi="Noto Sans Gujarati" w:cs="Noto Sans Gujarati" w:eastAsia="Noto Sans Gujarati"/>
           <w:b w:val="0"/>
         </w:rPr>
-        <w:t>4. Investigation still pending:</w:t>
+        <w:t>{{ L.remand_c4 }}</w:t>
       </w:r>
     </w:p>
     <w:p>
@@ -289,10 +289,10 @@
     <w:p>
       <w:r>
         <w:rPr>
-          <w:rFonts w:cs="Noto Sans Gujarati"/>
+          <w:rFonts w:ascii="Noto Sans Gujarati" w:hAnsi="Noto Sans Gujarati" w:cs="Noto Sans Gujarati" w:eastAsia="Noto Sans Gujarati"/>
           <w:b w:val="0"/>
         </w:rPr>
-        <w:t>5. Grounds for seeking police custody:</w:t>
+        <w:t>{{ L.remand_c5 }}</w:t>
       </w:r>
     </w:p>
     <w:p>
@@ -308,10 +308,10 @@
     <w:p>
       <w:r>
         <w:rPr>
-          <w:rFonts w:cs="Noto Sans Gujarati"/>
+          <w:rFonts w:ascii="Noto Sans Gujarati" w:hAnsi="Noto Sans Gujarati" w:cs="Noto Sans Gujarati" w:eastAsia="Noto Sans Gujarati"/>
           <w:b w:val="0"/>
         </w:rPr>
-        <w:t>It is therefore prayed that the accused be remanded to police custody to enable completion of the investigation.</w:t>
+        <w:t>{{ L.remand_prayer }}</w:t>
       </w:r>
     </w:p>
     <w:p/>
@@ -332,9 +332,9 @@
           <w:p>
             <w:r>
               <w:rPr>
-                <w:rFonts w:cs="Noto Sans Gujarati"/>
+                <w:rFonts w:ascii="Noto Sans Gujarati" w:hAnsi="Noto Sans Gujarati" w:cs="Noto Sans Gujarati" w:eastAsia="Noto Sans Gujarati"/>
               </w:rPr>
-              <w:t>Place: {{ police_station }}</w:t>
+              <w:t>{{ L.place }}: {{ police_station }}</w:t>
             </w:r>
           </w:p>
         </w:tc>
@@ -348,11 +348,11 @@
             </w:pPr>
             <w:r>
               <w:rPr>
-                <w:rFonts w:cs="Noto Sans Gujarati"/>
+                <w:rFonts w:ascii="Noto Sans Gujarati" w:hAnsi="Noto Sans Gujarati" w:cs="Noto Sans Gujarati" w:eastAsia="Noto Sans Gujarati"/>
               </w:rPr>
               <w:t>{{ io_name }}</w:t>
               <w:br/>
-              <w:t>Investigating Officer</w:t>
+              <w:t>{{ L.io_designation }}</w:t>
             </w:r>
           </w:p>
         </w:tc>
@@ -361,10 +361,10 @@
     <w:p>
       <w:r>
         <w:rPr>
-          <w:rFonts w:cs="Noto Sans Gujarati"/>
+          <w:rFonts w:ascii="Noto Sans Gujarati" w:hAnsi="Noto Sans Gujarati" w:cs="Noto Sans Gujarati" w:eastAsia="Noto Sans Gujarati"/>
           <w:b w:val="0"/>
         </w:rPr>
-        <w:t>NOTE: Draft generated by CrimeGPT — to be verified and signed by the officer.</w:t>
+        <w:t>{{ L.note_draft }}</w:t>
       </w:r>
     </w:p>
     <w:sectPr>
